--- a/thesis/Templates/MAU bia trong 2.docx
+++ b/thesis/Templates/MAU bia trong 2.docx
@@ -246,7 +246,7 @@
           <w:color w:val="993366"/>
           <w:sz w:val="32"/>
         </w:rPr>
-        <w:t>NGUY</w:t>
+        <w:t>CAO TRỌNG PHƯỚC</w:t>
       </w:r>
       <w:r>
         <w:rPr>
@@ -255,7 +255,6 @@
           <w:color w:val="993366"/>
           <w:sz w:val="32"/>
         </w:rPr>
-        <w:t>Ễ</w:t>
       </w:r>
       <w:r>
         <w:rPr>
@@ -263,7 +262,6 @@
           <w:color w:val="993366"/>
           <w:sz w:val="32"/>
         </w:rPr>
-        <w:t>N V</w:t>
       </w:r>
       <w:r>
         <w:rPr>
@@ -272,7 +270,6 @@
           <w:color w:val="993366"/>
           <w:sz w:val="32"/>
         </w:rPr>
-        <w:t>Ă</w:t>
       </w:r>
       <w:r>
         <w:rPr>
@@ -280,7 +277,6 @@
           <w:color w:val="993366"/>
           <w:sz w:val="32"/>
         </w:rPr>
-        <w:t>N A</w:t>
       </w:r>
     </w:p>
     <w:p>
@@ -300,7 +296,7 @@
           <w:color w:val="993366"/>
           <w:sz w:val="32"/>
         </w:rPr>
-        <w:t>1220012</w:t>
+        <w:t>22207073</w:t>
       </w:r>
     </w:p>
     <w:p>
@@ -387,7 +383,7 @@
           <w:sz w:val="40"/>
           <w:szCs w:val="40"/>
         </w:rPr>
-        <w:t xml:space="preserve"> </w:t>
+        <w:t xml:space="preserve"> HỆ THỐNG ĐỊNH VỊ TRONG NHÀ THEO PHÒNG</w:t>
       </w:r>
       <w:r>
         <w:rPr>
@@ -396,7 +392,6 @@
           <w:color w:val="993366"/>
           <w:sz w:val="36"/>
         </w:rPr>
-        <w:t>QUY TRÌNH THIẾT KẾ VI MẠCH TÍCH HỢP</w:t>
       </w:r>
     </w:p>
     <w:p>
@@ -417,7 +412,7 @@
           <w:color w:val="993366"/>
           <w:sz w:val="36"/>
         </w:rPr>
-        <w:t>ỨNG DỤNG KỸ THUẬT DESIGN FOR TEST</w:t>
+        <w:t>DỰA TRÊN BLE MESH VÀ ESP32</w:t>
       </w:r>
     </w:p>
     <w:p>
@@ -466,7 +461,7 @@
           <w:sz w:val="30"/>
           <w:szCs w:val="30"/>
         </w:rPr>
-        <w:t xml:space="preserve">INTEGRATED CIRCUIT DESIGN PROCESS </w:t>
+        <w:t xml:space="preserve">ROOM-LEVEL INDOOR POSITIONING SYSTEM </w:t>
       </w:r>
     </w:p>
     <w:p>
@@ -495,7 +490,7 @@
           <w:sz w:val="30"/>
           <w:szCs w:val="30"/>
         </w:rPr>
-        <w:t>USING DESIGN FOR TEST TECHNIQUE</w:t>
+        <w:t>BASED ON BLE MESH AND ESP32</w:t>
       </w:r>
     </w:p>
     <w:p>
@@ -691,9 +686,9 @@
           <w:b/>
           <w:color w:val="000080"/>
         </w:rPr>
-        <w:t>ThS.</w:t>
+        <w:t>TS.</w:t>
         <w:tab/>
-        <w:t>TRẦN VĂN B</w:t>
+        <w:t>HUỲNH HỮU THUẬN</w:t>
       </w:r>
     </w:p>
     <w:p>
